--- a/docs/Strategy_Phase_G.docx
+++ b/docs/Strategy_Phase_G.docx
@@ -4005,7 +4005,7 @@
       </w:r>
     </w:p>
     <w:bookmarkEnd w:id="34"/>
-    <w:bookmarkStart w:id="40" w:name="g4-display-filters-planned-user-day-21"/>
+    <w:bookmarkStart w:id="41" w:name="g4-display-filters-planned-user-day-21"/>
     <w:p>
       <w:pPr>
         <w:pStyle w:val="Heading1"/>
@@ -5138,8 +5138,235 @@
       </w:r>
     </w:p>
     <w:bookmarkEnd w:id="39"/>
+    <w:bookmarkStart w:id="40" w:name="Xc1eb6c9415ead288d88d3a2eb74c0a6e25cf8de"/>
+    <w:p>
+      <w:pPr>
+        <w:pStyle w:val="Heading2"/>
+      </w:pPr>
+      <w:r>
+        <w:t xml:space="preserve">Built, step 1 (Day 22; proposed as Phase H,</w:t>
+      </w:r>
+      <w:r>
+        <w:t xml:space="preserve"> </w:t>
+      </w:r>
+      <w:r>
+        <w:t xml:space="preserve">“</w:t>
+      </w:r>
+      <w:r>
+        <w:t xml:space="preserve">Looking closer</w:t>
+      </w:r>
+      <w:r>
+        <w:t xml:space="preserve">”</w:t>
+      </w:r>
+      <w:r>
+        <w:t xml:space="preserve">, with the magnifier)</w:t>
+      </w:r>
+    </w:p>
+    <w:p>
+      <w:pPr>
+        <w:numPr>
+          <w:ilvl w:val="0"/>
+          <w:numId w:val="1020"/>
+        </w:numPr>
+        <w:pStyle w:val="Compact"/>
+      </w:pPr>
+      <w:r>
+        <w:t xml:space="preserve">The seven filters as above, one definition of the maths (</w:t>
+      </w:r>
+      <w:r>
+        <w:rPr>
+          <w:rStyle w:val="VerbatimChar"/>
+        </w:rPr>
+        <w:t xml:space="preserve">uFilters</w:t>
+      </w:r>
+      <w:r>
+        <w:t xml:space="preserve">) for both renderers. The</w:t>
+      </w:r>
+      <w:r>
+        <w:t xml:space="preserve"> </w:t>
+      </w:r>
+      <w:r>
+        <w:rPr>
+          <w:bCs/>
+          <w:b/>
+        </w:rPr>
+        <w:t xml:space="preserve">shader came with the filters</w:t>
+      </w:r>
+      <w:r>
+        <w:t xml:space="preserve"> </w:t>
+      </w:r>
+      <w:r>
+        <w:t xml:space="preserve">(not with the magnifier as planned): a GLSL 1.10 fragment</w:t>
+      </w:r>
+      <w:r>
+        <w:t xml:space="preserve"> </w:t>
+      </w:r>
+      <w:r>
+        <w:t xml:space="preserve">shader over the existing textures, so a change costs one frame; the CPU renderer filters its</w:t>
+      </w:r>
+      <w:r>
+        <w:t xml:space="preserve"> </w:t>
+      </w:r>
+      <w:r>
+        <w:t xml:space="preserve">screen-sized part (a table, plus the colour step per pixel).</w:t>
+      </w:r>
+    </w:p>
+    <w:p>
+      <w:pPr>
+        <w:numPr>
+          <w:ilvl w:val="0"/>
+          <w:numId w:val="1020"/>
+        </w:numPr>
+        <w:pStyle w:val="Compact"/>
+      </w:pPr>
+      <w:r>
+        <w:t xml:space="preserve">The filter panel at the left edge (</w:t>
+      </w:r>
+      <w:r>
+        <w:rPr>
+          <w:rStyle w:val="VerbatimChar"/>
+        </w:rPr>
+        <w:t xml:space="preserve">uFilterPanel</w:t>
+      </w:r>
+      <w:r>
+        <w:t xml:space="preserve">), pin</w:t>
+      </w:r>
+      <w:r>
+        <w:t xml:space="preserve"> </w:t>
+      </w:r>
+      <w:r>
+        <w:rPr>
+          <w:rStyle w:val="VerbatimChar"/>
+        </w:rPr>
+        <w:t xml:space="preserve">[Filters] Pinned</w:t>
+      </w:r>
+      <w:r>
+        <w:t xml:space="preserve">, a lock in its</w:t>
+      </w:r>
+      <w:r>
+        <w:t xml:space="preserve"> </w:t>
+      </w:r>
+      <w:r>
+        <w:t xml:space="preserve">header as well as</w:t>
+      </w:r>
+      <w:r>
+        <w:t xml:space="preserve"> </w:t>
+      </w:r>
+      <w:r>
+        <w:t xml:space="preserve">“</w:t>
+      </w:r>
+      <w:r>
+        <w:t xml:space="preserve">Lock filters</w:t>
+      </w:r>
+      <w:r>
+        <w:t xml:space="preserve">”</w:t>
+      </w:r>
+      <w:r>
+        <w:t xml:space="preserve"> </w:t>
+      </w:r>
+      <w:r>
+        <w:t xml:space="preserve">in the right-click menu; wheel / relative drag / double-click</w:t>
+      </w:r>
+      <w:r>
+        <w:t xml:space="preserve"> </w:t>
+      </w:r>
+      <w:r>
+        <w:t xml:space="preserve">as planned; Reset all;</w:t>
+      </w:r>
+      <w:r>
+        <w:t xml:space="preserve"> </w:t>
+      </w:r>
+      <w:r>
+        <w:rPr>
+          <w:rStyle w:val="VerbatimChar"/>
+        </w:rPr>
+        <w:t xml:space="preserve">[filtered]</w:t>
+      </w:r>
+      <w:r>
+        <w:t xml:space="preserve"> </w:t>
+      </w:r>
+      <w:r>
+        <w:t xml:space="preserve">in the info line. Commands</w:t>
+      </w:r>
+      <w:r>
+        <w:t xml:space="preserve"> </w:t>
+      </w:r>
+      <w:r>
+        <w:rPr>
+          <w:rStyle w:val="VerbatimChar"/>
+        </w:rPr>
+        <w:t xml:space="preserve">FilterPanel</w:t>
+      </w:r>
+      <w:r>
+        <w:t xml:space="preserve">,</w:t>
+      </w:r>
+      <w:r>
+        <w:t xml:space="preserve"> </w:t>
+      </w:r>
+      <w:r>
+        <w:rPr>
+          <w:rStyle w:val="VerbatimChar"/>
+        </w:rPr>
+        <w:t xml:space="preserve">LockFilters</w:t>
+      </w:r>
+      <w:r>
+        <w:t xml:space="preserve">,</w:t>
+      </w:r>
+      <w:r>
+        <w:t xml:space="preserve"> </w:t>
+      </w:r>
+      <w:r>
+        <w:rPr>
+          <w:rStyle w:val="VerbatimChar"/>
+        </w:rPr>
+        <w:t xml:space="preserve">ResetFilters</w:t>
+      </w:r>
+      <w:r>
+        <w:t xml:space="preserve">. A crop keeps the filters.</w:t>
+      </w:r>
+    </w:p>
+    <w:p>
+      <w:pPr>
+        <w:numPr>
+          <w:ilvl w:val="0"/>
+          <w:numId w:val="1020"/>
+        </w:numPr>
+        <w:pStyle w:val="Compact"/>
+      </w:pPr>
+      <w:r>
+        <w:t xml:space="preserve">Step 2 (built, Day 22): the histogram (image or selection), Auto — click once, double-click for</w:t>
+      </w:r>
+      <w:r>
+        <w:t xml:space="preserve"> </w:t>
+      </w:r>
+      <w:r>
+        <w:t xml:space="preserve">every image (user) — and</w:t>
+      </w:r>
+      <w:r>
+        <w:t xml:space="preserve"> </w:t>
+      </w:r>
+      <w:r>
+        <w:t xml:space="preserve">“</w:t>
+      </w:r>
+      <w:r>
+        <w:t xml:space="preserve">Apply filters to a copy</w:t>
+      </w:r>
+      <w:r>
+        <w:t xml:space="preserve">”</w:t>
+      </w:r>
+      <w:r>
+        <w:t xml:space="preserve">. Black / white points are on 8-bit values</w:t>
+      </w:r>
+      <w:r>
+        <w:t xml:space="preserve"> </w:t>
+      </w:r>
+      <w:r>
+        <w:t xml:space="preserve">until 16-bit display comes with the microscope files.</w:t>
+      </w:r>
+    </w:p>
     <w:bookmarkEnd w:id="40"/>
-    <w:bookmarkStart w:id="41" w:name="g5-measuring-line-decided-only-this"/>
+    <w:bookmarkEnd w:id="41"/>
+    <w:bookmarkStart w:id="42" w:name="g5-measuring-line-decided-only-this"/>
     <w:p>
       <w:pPr>
         <w:pStyle w:val="Heading1"/>
@@ -5152,7 +5379,7 @@
       <w:pPr>
         <w:numPr>
           <w:ilvl w:val="0"/>
-          <w:numId w:val="1020"/>
+          <w:numId w:val="1021"/>
         </w:numPr>
         <w:pStyle w:val="Compact"/>
       </w:pPr>
@@ -5202,7 +5429,7 @@
       <w:pPr>
         <w:numPr>
           <w:ilvl w:val="0"/>
-          <w:numId w:val="1020"/>
+          <w:numId w:val="1021"/>
         </w:numPr>
         <w:pStyle w:val="Compact"/>
       </w:pPr>
@@ -5214,7 +5441,7 @@
       <w:pPr>
         <w:numPr>
           <w:ilvl w:val="0"/>
-          <w:numId w:val="1020"/>
+          <w:numId w:val="1021"/>
         </w:numPr>
         <w:pStyle w:val="Compact"/>
       </w:pPr>
@@ -5238,14 +5465,14 @@
         <w:t xml:space="preserve">PowerPoint or Inkscape.</w:t>
       </w:r>
     </w:p>
-    <w:bookmarkEnd w:id="41"/>
-    <w:bookmarkStart w:id="48" w:name="g6-magnifier-planned-user-day-21"/>
+    <w:bookmarkEnd w:id="42"/>
+    <w:bookmarkStart w:id="50" w:name="g6-magnifier-built-day-23"/>
     <w:p>
       <w:pPr>
         <w:pStyle w:val="Heading1"/>
       </w:pPr>
       <w:r>
-        <w:t xml:space="preserve">G6 — Magnifier (planned, user Day 21)</w:t>
+        <w:t xml:space="preserve">G6 — Magnifier (built Day 23)</w:t>
       </w:r>
     </w:p>
     <w:p>
@@ -5291,7 +5518,7 @@
         <w:t xml:space="preserve">or a similar enhancement.</w:t>
       </w:r>
     </w:p>
-    <w:bookmarkStart w:id="42" w:name="using-it-user"/>
+    <w:bookmarkStart w:id="43" w:name="using-it-user"/>
     <w:p>
       <w:pPr>
         <w:pStyle w:val="Heading2"/>
@@ -5304,7 +5531,7 @@
       <w:pPr>
         <w:numPr>
           <w:ilvl w:val="0"/>
-          <w:numId w:val="1021"/>
+          <w:numId w:val="1022"/>
         </w:numPr>
         <w:pStyle w:val="Compact"/>
       </w:pPr>
@@ -5353,7 +5580,7 @@
       <w:pPr>
         <w:numPr>
           <w:ilvl w:val="0"/>
-          <w:numId w:val="1021"/>
+          <w:numId w:val="1022"/>
         </w:numPr>
         <w:pStyle w:val="Compact"/>
       </w:pPr>
@@ -5378,7 +5605,7 @@
       <w:pPr>
         <w:numPr>
           <w:ilvl w:val="0"/>
-          <w:numId w:val="1021"/>
+          <w:numId w:val="1022"/>
         </w:numPr>
         <w:pStyle w:val="Compact"/>
       </w:pPr>
@@ -5436,7 +5663,7 @@
       <w:pPr>
         <w:numPr>
           <w:ilvl w:val="0"/>
-          <w:numId w:val="1021"/>
+          <w:numId w:val="1022"/>
         </w:numPr>
         <w:pStyle w:val="Compact"/>
       </w:pPr>
@@ -5458,7 +5685,7 @@
       <w:pPr>
         <w:numPr>
           <w:ilvl w:val="0"/>
-          <w:numId w:val="1021"/>
+          <w:numId w:val="1022"/>
         </w:numPr>
         <w:pStyle w:val="Compact"/>
       </w:pPr>
@@ -5486,7 +5713,7 @@
       <w:pPr>
         <w:numPr>
           <w:ilvl w:val="0"/>
-          <w:numId w:val="1021"/>
+          <w:numId w:val="1022"/>
         </w:numPr>
         <w:pStyle w:val="Compact"/>
       </w:pPr>
@@ -5498,7 +5725,7 @@
       <w:pPr>
         <w:numPr>
           <w:ilvl w:val="0"/>
-          <w:numId w:val="1021"/>
+          <w:numId w:val="1022"/>
         </w:numPr>
         <w:pStyle w:val="Compact"/>
       </w:pPr>
@@ -5527,8 +5754,8 @@
         <w:t xml:space="preserve">, …).</w:t>
       </w:r>
     </w:p>
-    <w:bookmarkEnd w:id="42"/>
-    <w:bookmarkStart w:id="43" w:name="what-the-lens-shows"/>
+    <w:bookmarkEnd w:id="43"/>
+    <w:bookmarkStart w:id="44" w:name="what-the-lens-shows"/>
     <w:p>
       <w:pPr>
         <w:pStyle w:val="Heading2"/>
@@ -5541,7 +5768,7 @@
       <w:pPr>
         <w:numPr>
           <w:ilvl w:val="0"/>
-          <w:numId w:val="1022"/>
+          <w:numId w:val="1023"/>
         </w:numPr>
         <w:pStyle w:val="Compact"/>
       </w:pPr>
@@ -5610,7 +5837,7 @@
       <w:pPr>
         <w:numPr>
           <w:ilvl w:val="0"/>
-          <w:numId w:val="1022"/>
+          <w:numId w:val="1023"/>
         </w:numPr>
         <w:pStyle w:val="Compact"/>
       </w:pPr>
@@ -5647,7 +5874,7 @@
       <w:pPr>
         <w:numPr>
           <w:ilvl w:val="0"/>
-          <w:numId w:val="1022"/>
+          <w:numId w:val="1023"/>
         </w:numPr>
         <w:pStyle w:val="Compact"/>
       </w:pPr>
@@ -5713,7 +5940,7 @@
       <w:pPr>
         <w:numPr>
           <w:ilvl w:val="0"/>
-          <w:numId w:val="1022"/>
+          <w:numId w:val="1023"/>
         </w:numPr>
         <w:pStyle w:val="Compact"/>
       </w:pPr>
@@ -5744,7 +5971,7 @@
       <w:pPr>
         <w:numPr>
           <w:ilvl w:val="0"/>
-          <w:numId w:val="1022"/>
+          <w:numId w:val="1023"/>
         </w:numPr>
         <w:pStyle w:val="Compact"/>
       </w:pPr>
@@ -5766,7 +5993,7 @@
       <w:pPr>
         <w:numPr>
           <w:ilvl w:val="0"/>
-          <w:numId w:val="1022"/>
+          <w:numId w:val="1023"/>
         </w:numPr>
         <w:pStyle w:val="Compact"/>
       </w:pPr>
@@ -5805,8 +6032,8 @@
         <w:t xml:space="preserve">except the panels.</w:t>
       </w:r>
     </w:p>
-    <w:bookmarkEnd w:id="43"/>
-    <w:bookmarkStart w:id="44" w:name="enhancement-adaptive-sharpening"/>
+    <w:bookmarkEnd w:id="44"/>
+    <w:bookmarkStart w:id="45" w:name="enhancement-adaptive-sharpening"/>
     <w:p>
       <w:pPr>
         <w:pStyle w:val="Heading2"/>
@@ -5819,7 +6046,7 @@
       <w:pPr>
         <w:numPr>
           <w:ilvl w:val="0"/>
-          <w:numId w:val="1023"/>
+          <w:numId w:val="1024"/>
         </w:numPr>
         <w:pStyle w:val="Compact"/>
       </w:pPr>
@@ -5896,7 +6123,7 @@
       <w:pPr>
         <w:numPr>
           <w:ilvl w:val="0"/>
-          <w:numId w:val="1023"/>
+          <w:numId w:val="1024"/>
         </w:numPr>
         <w:pStyle w:val="Compact"/>
       </w:pPr>
@@ -5930,7 +6157,7 @@
       <w:pPr>
         <w:numPr>
           <w:ilvl w:val="0"/>
-          <w:numId w:val="1023"/>
+          <w:numId w:val="1024"/>
         </w:numPr>
         <w:pStyle w:val="Compact"/>
       </w:pPr>
@@ -5997,7 +6224,7 @@
       <w:pPr>
         <w:numPr>
           <w:ilvl w:val="0"/>
-          <w:numId w:val="1023"/>
+          <w:numId w:val="1024"/>
         </w:numPr>
         <w:pStyle w:val="Compact"/>
       </w:pPr>
@@ -6005,8 +6232,8 @@
         <w:t xml:space="preserve">Inside the lens only; the view outside stays as it is.</w:t>
       </w:r>
     </w:p>
-    <w:bookmarkEnd w:id="44"/>
-    <w:bookmarkStart w:id="45" w:name="how-it-is-built-1"/>
+    <w:bookmarkEnd w:id="45"/>
+    <w:bookmarkStart w:id="46" w:name="how-it-is-built-1"/>
     <w:p>
       <w:pPr>
         <w:pStyle w:val="Heading2"/>
@@ -6019,7 +6246,7 @@
       <w:pPr>
         <w:numPr>
           <w:ilvl w:val="0"/>
-          <w:numId w:val="1024"/>
+          <w:numId w:val="1025"/>
         </w:numPr>
         <w:pStyle w:val="Compact"/>
       </w:pPr>
@@ -6088,7 +6315,7 @@
       <w:pPr>
         <w:numPr>
           <w:ilvl w:val="0"/>
-          <w:numId w:val="1024"/>
+          <w:numId w:val="1025"/>
         </w:numPr>
         <w:pStyle w:val="Compact"/>
       </w:pPr>
@@ -6113,7 +6340,7 @@
       <w:pPr>
         <w:numPr>
           <w:ilvl w:val="0"/>
-          <w:numId w:val="1024"/>
+          <w:numId w:val="1025"/>
         </w:numPr>
         <w:pStyle w:val="Compact"/>
       </w:pPr>
@@ -6174,7 +6401,7 @@
       <w:pPr>
         <w:numPr>
           <w:ilvl w:val="0"/>
-          <w:numId w:val="1024"/>
+          <w:numId w:val="1025"/>
         </w:numPr>
         <w:pStyle w:val="Compact"/>
       </w:pPr>
@@ -6188,8 +6415,8 @@
         <w:t xml:space="preserve">16-bit path exists (G2 / spec §7.3).</w:t>
       </w:r>
     </w:p>
-    <w:bookmarkEnd w:id="45"/>
-    <w:bookmarkStart w:id="46" w:name="decided-user-day-21-1"/>
+    <w:bookmarkEnd w:id="46"/>
+    <w:bookmarkStart w:id="47" w:name="decided-user-day-21-1"/>
     <w:p>
       <w:pPr>
         <w:pStyle w:val="Heading2"/>
@@ -6202,7 +6429,7 @@
       <w:pPr>
         <w:numPr>
           <w:ilvl w:val="0"/>
-          <w:numId w:val="1025"/>
+          <w:numId w:val="1026"/>
         </w:numPr>
         <w:pStyle w:val="Compact"/>
       </w:pPr>
@@ -6224,7 +6451,7 @@
       <w:pPr>
         <w:numPr>
           <w:ilvl w:val="0"/>
-          <w:numId w:val="1025"/>
+          <w:numId w:val="1026"/>
         </w:numPr>
         <w:pStyle w:val="Compact"/>
       </w:pPr>
@@ -6270,7 +6497,7 @@
       <w:pPr>
         <w:numPr>
           <w:ilvl w:val="0"/>
-          <w:numId w:val="1025"/>
+          <w:numId w:val="1026"/>
         </w:numPr>
         <w:pStyle w:val="Compact"/>
       </w:pPr>
@@ -6308,7 +6535,7 @@
       <w:pPr>
         <w:numPr>
           <w:ilvl w:val="0"/>
-          <w:numId w:val="1025"/>
+          <w:numId w:val="1026"/>
         </w:numPr>
         <w:pStyle w:val="Compact"/>
       </w:pPr>
@@ -6359,8 +6586,8 @@
         <w:t xml:space="preserve">the lens, so measurements can be made.</w:t>
       </w:r>
     </w:p>
-    <w:bookmarkEnd w:id="46"/>
-    <w:bookmarkStart w:id="47" w:name="why-this-order-g6-then-g4"/>
+    <w:bookmarkEnd w:id="47"/>
+    <w:bookmarkStart w:id="48" w:name="why-this-order-g6-then-g4"/>
     <w:p>
       <w:pPr>
         <w:pStyle w:val="Heading2"/>
@@ -6423,14 +6650,263 @@
         <w:t xml:space="preserve">small area, and the magnifier is useful on its own at once.</w:t>
       </w:r>
     </w:p>
-    <w:bookmarkEnd w:id="47"/>
     <w:bookmarkEnd w:id="48"/>
-    <w:bookmarkStart w:id="49" w:name="principles-for-phase-g"/>
+    <w:bookmarkStart w:id="49" w:name="built-day-23-phase-h"/>
+    <w:p>
+      <w:pPr>
+        <w:pStyle w:val="Heading2"/>
+      </w:pPr>
+      <w:r>
+        <w:t xml:space="preserve">Built (Day 23, Phase H)</w:t>
+      </w:r>
+    </w:p>
+    <w:p>
+      <w:pPr>
+        <w:pStyle w:val="FirstParagraph"/>
+      </w:pPr>
+      <w:r>
+        <w:t xml:space="preserve">As decided: round, relative to the screen, follows the mouse, left drag sideways =</w:t>
+      </w:r>
+      <w:r>
+        <w:t xml:space="preserve"> </w:t>
+      </w:r>
+      <w:r>
+        <w:t xml:space="preserve">magnification and up / down = size, wheel = sharpening off / low / high (off by default; the</w:t>
+      </w:r>
+      <w:r>
+        <w:t xml:space="preserve"> </w:t>
+      </w:r>
+      <w:r>
+        <w:t xml:space="preserve">wheel doesn’t change images while the lens is on:</w:t>
+      </w:r>
+      <w:r>
+        <w:t xml:space="preserve"> </w:t>
+      </w:r>
+      <w:r>
+        <w:t xml:space="preserve">“</w:t>
+      </w:r>
+      <w:r>
+        <w:t xml:space="preserve">its use is focused</w:t>
+      </w:r>
+      <w:r>
+        <w:t xml:space="preserve">”</w:t>
+      </w:r>
+      <w:r>
+        <w:t xml:space="preserve">), wheel click = lock.</w:t>
+      </w:r>
+      <w:r>
+        <w:t xml:space="preserve"> </w:t>
+      </w:r>
+      <w:r>
+        <w:t xml:space="preserve">GPU: the filter shader also cuts the lens round and sharpens it; CPU: sharpened at the source</w:t>
+      </w:r>
+      <w:r>
+        <w:t xml:space="preserve"> </w:t>
+      </w:r>
+      <w:r>
+        <w:t xml:space="preserve">pixels, then enlarged. On / off in the right-click menu, Esc off. Settings in</w:t>
+      </w:r>
+      <w:r>
+        <w:t xml:space="preserve"> </w:t>
+      </w:r>
+      <w:r>
+        <w:rPr>
+          <w:rStyle w:val="VerbatimChar"/>
+        </w:rPr>
+        <w:t xml:space="preserve">[Magnifier]</w:t>
+      </w:r>
+      <w:r>
+        <w:t xml:space="preserve">.</w:t>
+      </w:r>
+      <w:r>
+        <w:t xml:space="preserve"> </w:t>
+      </w:r>
+      <w:r>
+        <w:t xml:space="preserve">Next for the lens: measuring through it once the metadata (G2) gives the pixel size.</w:t>
+      </w:r>
+    </w:p>
+    <w:bookmarkEnd w:id="49"/>
+    <w:bookmarkEnd w:id="50"/>
+    <w:bookmarkStart w:id="51" w:name="next-microscopy-after-day-23"/>
     <w:p>
       <w:pPr>
         <w:pStyle w:val="Heading1"/>
       </w:pPr>
       <w:r>
+        <w:t xml:space="preserve">Next: microscopy (after Day 23)</w:t>
+      </w:r>
+    </w:p>
+    <w:p>
+      <w:pPr>
+        <w:pStyle w:val="FirstParagraph"/>
+      </w:pPr>
+      <w:r>
+        <w:t xml:space="preserve">The general viewer is done (user, Day 23); what is left is microscopy-specific:</w:t>
+      </w:r>
+    </w:p>
+    <w:p>
+      <w:pPr>
+        <w:numPr>
+          <w:ilvl w:val="0"/>
+          <w:numId w:val="1027"/>
+        </w:numPr>
+        <w:pStyle w:val="Compact"/>
+      </w:pPr>
+      <w:r>
+        <w:rPr>
+          <w:bCs/>
+          <w:b/>
+        </w:rPr>
+        <w:t xml:space="preserve">Scale and measurement:</w:t>
+      </w:r>
+      <w:r>
+        <w:t xml:space="preserve"> </w:t>
+      </w:r>
+      <w:r>
+        <w:t xml:space="preserve">G2 metadata, G3 scale bar, G5 measuring line. Reference files:</w:t>
+      </w:r>
+      <w:r>
+        <w:t xml:space="preserve"> </w:t>
+      </w:r>
+      <w:r>
+        <w:t xml:space="preserve">modern</w:t>
+      </w:r>
+      <w:r>
+        <w:t xml:space="preserve"> </w:t>
+      </w:r>
+      <w:r>
+        <w:rPr>
+          <w:bCs/>
+          <w:b/>
+        </w:rPr>
+        <w:t xml:space="preserve">Leica SP8</w:t>
+      </w:r>
+      <w:r>
+        <w:t xml:space="preserve"> </w:t>
+      </w:r>
+      <w:r>
+        <w:t xml:space="preserve">confocal (pixel size in the file / its XML) and</w:t>
+      </w:r>
+      <w:r>
+        <w:t xml:space="preserve"> </w:t>
+      </w:r>
+      <w:r>
+        <w:rPr>
+          <w:bCs/>
+          <w:b/>
+        </w:rPr>
+        <w:t xml:space="preserve">Nikon</w:t>
+      </w:r>
+      <w:r>
+        <w:t xml:space="preserve"> </w:t>
+      </w:r>
+      <w:r>
+        <w:t xml:space="preserve">images,</w:t>
+      </w:r>
+      <w:r>
+        <w:t xml:space="preserve"> </w:t>
+      </w:r>
+      <w:r>
+        <w:t xml:space="preserve">probably from a Nikon camera body, which knows nothing about the microscope: then a</w:t>
+      </w:r>
+      <w:r>
+        <w:t xml:space="preserve"> </w:t>
+      </w:r>
+      <w:r>
+        <w:rPr>
+          <w:bCs/>
+          <w:b/>
+        </w:rPr>
+        <w:t xml:space="preserve">calibration</w:t>
+      </w:r>
+      <w:r>
+        <w:t xml:space="preserve"> </w:t>
+      </w:r>
+      <w:r>
+        <w:t xml:space="preserve">per objective (stage micrometer), kept by MView, the objective picked with</w:t>
+      </w:r>
+      <w:r>
+        <w:t xml:space="preserve"> </w:t>
+      </w:r>
+      <w:r>
+        <w:t xml:space="preserve">the mouse.</w:t>
+      </w:r>
+    </w:p>
+    <w:p>
+      <w:pPr>
+        <w:numPr>
+          <w:ilvl w:val="0"/>
+          <w:numId w:val="1027"/>
+        </w:numPr>
+        <w:pStyle w:val="Compact"/>
+      </w:pPr>
+      <w:r>
+        <w:rPr>
+          <w:bCs/>
+          <w:b/>
+        </w:rPr>
+        <w:t xml:space="preserve">Provenance (user’s idea):</w:t>
+      </w:r>
+      <w:r>
+        <w:t xml:space="preserve"> </w:t>
+      </w:r>
+      <w:r>
+        <w:t xml:space="preserve">images MView saves get a</w:t>
+      </w:r>
+      <w:r>
+        <w:t xml:space="preserve"> </w:t>
+      </w:r>
+      <w:r>
+        <w:t xml:space="preserve">“</w:t>
+      </w:r>
+      <w:r>
+        <w:t xml:space="preserve">Versarite MView</w:t>
+      </w:r>
+      <w:r>
+        <w:t xml:space="preserve">”</w:t>
+      </w:r>
+      <w:r>
+        <w:t xml:space="preserve"> </w:t>
+      </w:r>
+      <w:r>
+        <w:t xml:space="preserve">metadata entry</w:t>
+      </w:r>
+      <w:r>
+        <w:t xml:space="preserve"> </w:t>
+      </w:r>
+      <w:r>
+        <w:t xml:space="preserve">listing what was done (source file, crop, resize, filters, mirror). Originals untouched.</w:t>
+      </w:r>
+    </w:p>
+    <w:p>
+      <w:pPr>
+        <w:numPr>
+          <w:ilvl w:val="0"/>
+          <w:numId w:val="1027"/>
+        </w:numPr>
+        <w:pStyle w:val="Compact"/>
+      </w:pPr>
+      <w:r>
+        <w:rPr>
+          <w:bCs/>
+          <w:b/>
+        </w:rPr>
+        <w:t xml:space="preserve">Out of scope:</w:t>
+      </w:r>
+      <w:r>
+        <w:t xml:space="preserve"> </w:t>
+      </w:r>
+      <w:r>
+        <w:t xml:space="preserve">drawing, text and other editing tools (not viewing, keyboard-reliant).</w:t>
+      </w:r>
+    </w:p>
+    <w:bookmarkEnd w:id="51"/>
+    <w:bookmarkStart w:id="52" w:name="principles-for-phase-g"/>
+    <w:p>
+      <w:pPr>
+        <w:pStyle w:val="Heading1"/>
+      </w:pPr>
+      <w:r>
         <w:t xml:space="preserve">Principles for Phase G</w:t>
       </w:r>
     </w:p>
@@ -6438,7 +6914,7 @@
       <w:pPr>
         <w:numPr>
           <w:ilvl w:val="0"/>
-          <w:numId w:val="1026"/>
+          <w:numId w:val="1028"/>
         </w:numPr>
         <w:pStyle w:val="Compact"/>
       </w:pPr>
@@ -6460,7 +6936,7 @@
       <w:pPr>
         <w:numPr>
           <w:ilvl w:val="0"/>
-          <w:numId w:val="1026"/>
+          <w:numId w:val="1028"/>
         </w:numPr>
         <w:pStyle w:val="Compact"/>
       </w:pPr>
@@ -6476,7 +6952,7 @@
       <w:pPr>
         <w:numPr>
           <w:ilvl w:val="0"/>
-          <w:numId w:val="1026"/>
+          <w:numId w:val="1028"/>
         </w:numPr>
         <w:pStyle w:val="Compact"/>
       </w:pPr>
@@ -6498,7 +6974,7 @@
       <w:pPr>
         <w:numPr>
           <w:ilvl w:val="0"/>
-          <w:numId w:val="1026"/>
+          <w:numId w:val="1028"/>
         </w:numPr>
         <w:pStyle w:val="Compact"/>
       </w:pPr>
@@ -6517,7 +6993,7 @@
       <w:pPr>
         <w:numPr>
           <w:ilvl w:val="0"/>
-          <w:numId w:val="1026"/>
+          <w:numId w:val="1028"/>
         </w:numPr>
         <w:pStyle w:val="Compact"/>
       </w:pPr>
@@ -6533,7 +7009,7 @@
       <w:pPr>
         <w:numPr>
           <w:ilvl w:val="0"/>
-          <w:numId w:val="1026"/>
+          <w:numId w:val="1028"/>
         </w:numPr>
         <w:pStyle w:val="Compact"/>
       </w:pPr>
@@ -6555,7 +7031,7 @@
       <w:pPr>
         <w:numPr>
           <w:ilvl w:val="0"/>
-          <w:numId w:val="1026"/>
+          <w:numId w:val="1028"/>
         </w:numPr>
         <w:pStyle w:val="Compact"/>
       </w:pPr>
@@ -6573,8 +7049,8 @@
         <w:t xml:space="preserve">A filtered or sharpened view always says so on screen.</w:t>
       </w:r>
     </w:p>
-    <w:bookmarkEnd w:id="49"/>
-    <w:bookmarkStart w:id="50" w:name="decisions"/>
+    <w:bookmarkEnd w:id="52"/>
+    <w:bookmarkStart w:id="53" w:name="decisions"/>
     <w:p>
       <w:pPr>
         <w:pStyle w:val="Heading1"/>
@@ -7631,7 +8107,7 @@
         </w:tc>
       </w:tr>
     </w:tbl>
-    <w:bookmarkEnd w:id="50"/>
+    <w:bookmarkEnd w:id="53"/>
     <w:sectPr/>
   </w:body>
 </w:document>
@@ -8083,6 +8559,9 @@
     <w:abstractNumId w:val="991"/>
   </w:num>
   <w:num w:numId="1025">
+    <w:abstractNumId w:val="991"/>
+  </w:num>
+  <w:num w:numId="1026">
     <w:abstractNumId w:val="99411"/>
     <w:lvlOverride w:ilvl="0">
       <w:startOverride w:val="1"/>
@@ -8112,7 +8591,10 @@
       <w:startOverride w:val="1"/>
     </w:lvlOverride>
   </w:num>
-  <w:num w:numId="1026">
+  <w:num w:numId="1027">
+    <w:abstractNumId w:val="991"/>
+  </w:num>
+  <w:num w:numId="1028">
     <w:abstractNumId w:val="99411"/>
     <w:lvlOverride w:ilvl="0">
       <w:startOverride w:val="1"/>

--- a/docs/Strategy_Phase_G.docx
+++ b/docs/Strategy_Phase_G.docx
@@ -8108,6 +8108,452 @@
       </w:tr>
     </w:tbl>
     <w:bookmarkEnd w:id="53"/>
+    <w:bookmarkStart w:id="54" w:name="X59ea7f98e21116e20ef081af8161ce22516d664"/>
+    <w:p>
+      <w:pPr>
+        <w:pStyle w:val="Heading1"/>
+      </w:pPr>
+      <w:r>
+        <w:t xml:space="preserve">After Phase G: release 1.0 and the microscopy edition (Day 24)</w:t>
+      </w:r>
+    </w:p>
+    <w:p>
+      <w:pPr>
+        <w:pStyle w:val="FirstParagraph"/>
+      </w:pPr>
+      <w:r>
+        <w:t xml:space="preserve">G1, G4 and G6 are built and released with</w:t>
+      </w:r>
+      <w:r>
+        <w:t xml:space="preserve"> </w:t>
+      </w:r>
+      <w:r>
+        <w:rPr>
+          <w:bCs/>
+          <w:b/>
+        </w:rPr>
+        <w:t xml:space="preserve">Versarite MView 1.0</w:t>
+      </w:r>
+      <w:r>
+        <w:t xml:space="preserve"> </w:t>
+      </w:r>
+      <w:r>
+        <w:t xml:space="preserve">(2026-10-05). The remaining</w:t>
+      </w:r>
+      <w:r>
+        <w:t xml:space="preserve"> </w:t>
+      </w:r>
+      <w:r>
+        <w:t xml:space="preserve">microscopy items — G2 metadata, G3 scale bar, G5 measuring, calibration per objective, the</w:t>
+      </w:r>
+      <w:r>
+        <w:t xml:space="preserve"> </w:t>
+      </w:r>
+      <w:r>
+        <w:t xml:space="preserve">provenance note — and the later wishes (movies and camera recordings, Photoshop .8bf filters, Fiji</w:t>
+      </w:r>
+      <w:r>
+        <w:t xml:space="preserve"> </w:t>
+      </w:r>
+      <w:r>
+        <w:t xml:space="preserve">through Fiji, editing with the keyboard) move to the</w:t>
+      </w:r>
+      <w:r>
+        <w:t xml:space="preserve"> </w:t>
+      </w:r>
+      <w:r>
+        <w:rPr>
+          <w:bCs/>
+          <w:b/>
+        </w:rPr>
+        <w:t xml:space="preserve">microscopy edition</w:t>
+      </w:r>
+      <w:r>
+        <w:t xml:space="preserve">: a second program built</w:t>
+      </w:r>
+      <w:r>
+        <w:t xml:space="preserve"> </w:t>
+      </w:r>
+      <w:r>
+        <w:t xml:space="preserve">from the same source tree, with its own project file and its units in</w:t>
+      </w:r>
+      <w:r>
+        <w:t xml:space="preserve"> </w:t>
+      </w:r>
+      <w:r>
+        <w:rPr>
+          <w:rStyle w:val="VerbatimChar"/>
+        </w:rPr>
+        <w:t xml:space="preserve">source\microscopy\</w:t>
+      </w:r>
+      <w:r>
+        <w:t xml:space="preserve">. MView</w:t>
+      </w:r>
+      <w:r>
+        <w:t xml:space="preserve"> </w:t>
+      </w:r>
+      <w:r>
+        <w:t xml:space="preserve">itself keeps its frozen feature set and gets fixes. The plan for the microscopy edition, as agreed</w:t>
+      </w:r>
+      <w:r>
+        <w:t xml:space="preserve"> </w:t>
+      </w:r>
+      <w:r>
+        <w:t xml:space="preserve">with the user on Day 24:</w:t>
+      </w:r>
+    </w:p>
+    <w:tbl>
+      <w:tblPr>
+        <w:tblStyle w:val="Table"/>
+        <w:tblW w:type="pct" w:w="5000"/>
+        <w:tblLook w:firstRow="1" w:lastRow="0" w:firstColumn="0" w:lastColumn="0" w:noHBand="0" w:noVBand="0" w:val="0020"/>
+        <w:jc w:val="start"/>
+      </w:tblPr>
+      <w:tblGrid>
+        <w:gridCol w:w="2640"/>
+        <w:gridCol w:w="2640"/>
+        <w:gridCol w:w="2640"/>
+      </w:tblGrid>
+      <w:tr>
+        <w:trPr>
+          <w:tblHeader w:val="true"/>
+        </w:trPr>
+        <w:tc>
+          <w:tcPr/>
+          <w:p>
+            <w:pPr>
+              <w:pStyle w:val="Compact"/>
+              <w:jc w:val="left"/>
+            </w:pPr>
+            <w:r>
+              <w:t xml:space="preserve">#</w:t>
+            </w:r>
+          </w:p>
+        </w:tc>
+        <w:tc>
+          <w:tcPr/>
+          <w:p>
+            <w:pPr>
+              <w:pStyle w:val="Compact"/>
+              <w:jc w:val="left"/>
+            </w:pPr>
+            <w:r>
+              <w:t xml:space="preserve">Item</w:t>
+            </w:r>
+          </w:p>
+        </w:tc>
+        <w:tc>
+          <w:tcPr/>
+          <w:p>
+            <w:pPr>
+              <w:pStyle w:val="Compact"/>
+              <w:jc w:val="left"/>
+            </w:pPr>
+            <w:r>
+              <w:t xml:space="preserve">Decision so far</w:t>
+            </w:r>
+          </w:p>
+        </w:tc>
+      </w:tr>
+      <w:tr>
+        <w:tc>
+          <w:tcPr/>
+          <w:p>
+            <w:pPr>
+              <w:pStyle w:val="Compact"/>
+              <w:jc w:val="left"/>
+            </w:pPr>
+            <w:r>
+              <w:t xml:space="preserve">M1</w:t>
+            </w:r>
+          </w:p>
+        </w:tc>
+        <w:tc>
+          <w:tcPr/>
+          <w:p>
+            <w:pPr>
+              <w:pStyle w:val="Compact"/>
+              <w:jc w:val="left"/>
+            </w:pPr>
+            <w:r>
+              <w:t xml:space="preserve">Leica files</w:t>
+            </w:r>
+          </w:p>
+        </w:tc>
+        <w:tc>
+          <w:tcPr/>
+          <w:p>
+            <w:pPr>
+              <w:pStyle w:val="Compact"/>
+              <w:jc w:val="left"/>
+            </w:pPr>
+            <w:r>
+              <w:t xml:space="preserve">Read the .lif / .lei XML (pixel size, objective, channels, times); LAS X exports find their project file (</w:t>
+            </w:r>
+            <w:r>
+              <w:rPr>
+                <w:rStyle w:val="VerbatimChar"/>
+              </w:rPr>
+              <w:t xml:space="preserve">221119_Image017.tif</w:t>
+            </w:r>
+            <w:r>
+              <w:t xml:space="preserve"> </w:t>
+            </w:r>
+            <w:r>
+              <w:t xml:space="preserve">→</w:t>
+            </w:r>
+            <w:r>
+              <w:t xml:space="preserve"> </w:t>
+            </w:r>
+            <w:r>
+              <w:rPr>
+                <w:rStyle w:val="VerbatimChar"/>
+              </w:rPr>
+              <w:t xml:space="preserve">221119.lif</w:t>
+            </w:r>
+            <w:r>
+              <w:t xml:space="preserve">, element</w:t>
+            </w:r>
+            <w:r>
+              <w:t xml:space="preserve"> </w:t>
+            </w:r>
+            <w:r>
+              <w:t xml:space="preserve">“</w:t>
+            </w:r>
+            <w:r>
+              <w:t xml:space="preserve">Image017</w:t>
+            </w:r>
+            <w:r>
+              <w:t xml:space="preserve">”</w:t>
+            </w:r>
+            <w:r>
+              <w:t xml:space="preserve">). The test exports carry no scale (72 dpi placeholder, scale bar burned in).</w:t>
+            </w:r>
+          </w:p>
+        </w:tc>
+      </w:tr>
+      <w:tr>
+        <w:tc>
+          <w:tcPr/>
+          <w:p>
+            <w:pPr>
+              <w:pStyle w:val="Compact"/>
+              <w:jc w:val="left"/>
+            </w:pPr>
+            <w:r>
+              <w:t xml:space="preserve">M2</w:t>
+            </w:r>
+          </w:p>
+        </w:tc>
+        <w:tc>
+          <w:tcPr/>
+          <w:p>
+            <w:pPr>
+              <w:pStyle w:val="Compact"/>
+              <w:jc w:val="left"/>
+            </w:pPr>
+            <w:r>
+              <w:t xml:space="preserve">Calibration</w:t>
+            </w:r>
+          </w:p>
+        </w:tc>
+        <w:tc>
+          <w:tcPr/>
+          <w:p>
+            <w:pPr>
+              <w:pStyle w:val="Compact"/>
+              <w:jc w:val="left"/>
+            </w:pPr>
+            <w:r>
+              <w:t xml:space="preserve">Named calibrations per objective, by numbers or by measuring a known object; stored with the image width; a scale from the file always wins.</w:t>
+            </w:r>
+          </w:p>
+        </w:tc>
+      </w:tr>
+      <w:tr>
+        <w:tc>
+          <w:tcPr/>
+          <w:p>
+            <w:pPr>
+              <w:pStyle w:val="Compact"/>
+              <w:jc w:val="left"/>
+            </w:pPr>
+            <w:r>
+              <w:t xml:space="preserve">M3</w:t>
+            </w:r>
+          </w:p>
+        </w:tc>
+        <w:tc>
+          <w:tcPr/>
+          <w:p>
+            <w:pPr>
+              <w:pStyle w:val="Compact"/>
+              <w:jc w:val="left"/>
+            </w:pPr>
+            <w:r>
+              <w:t xml:space="preserve">Measuring</w:t>
+            </w:r>
+          </w:p>
+        </w:tc>
+        <w:tc>
+          <w:tcPr/>
+          <w:p>
+            <w:pPr>
+              <w:pStyle w:val="Compact"/>
+              <w:jc w:val="left"/>
+            </w:pPr>
+            <w:r>
+              <w:t xml:space="preserve">Menu entry</w:t>
+            </w:r>
+            <w:r>
+              <w:t xml:space="preserve"> </w:t>
+            </w:r>
+            <w:r>
+              <w:t xml:space="preserve">“</w:t>
+            </w:r>
+            <w:r>
+              <w:t xml:space="preserve">Measurement</w:t>
+            </w:r>
+            <w:r>
+              <w:t xml:space="preserve">”</w:t>
+            </w:r>
+            <w:r>
+              <w:t xml:space="preserve">, enabled only with a calibration; first click starts a straight line that follows the mouse, second click ends it; µm and px.</w:t>
+            </w:r>
+          </w:p>
+        </w:tc>
+      </w:tr>
+      <w:tr>
+        <w:tc>
+          <w:tcPr/>
+          <w:p>
+            <w:pPr>
+              <w:pStyle w:val="Compact"/>
+              <w:jc w:val="left"/>
+            </w:pPr>
+            <w:r>
+              <w:t xml:space="preserve">M4</w:t>
+            </w:r>
+          </w:p>
+        </w:tc>
+        <w:tc>
+          <w:tcPr/>
+          <w:p>
+            <w:pPr>
+              <w:pStyle w:val="Compact"/>
+              <w:jc w:val="left"/>
+            </w:pPr>
+            <w:r>
+              <w:t xml:space="preserve">Scale bar</w:t>
+            </w:r>
+          </w:p>
+        </w:tc>
+        <w:tc>
+          <w:tcPr/>
+          <w:p>
+            <w:pPr>
+              <w:pStyle w:val="Compact"/>
+              <w:jc w:val="left"/>
+            </w:pPr>
+            <w:r>
+              <w:t xml:space="preserve">Menu entry</w:t>
+            </w:r>
+            <w:r>
+              <w:t xml:space="preserve"> </w:t>
+            </w:r>
+            <w:r>
+              <w:t xml:space="preserve">“</w:t>
+            </w:r>
+            <w:r>
+              <w:t xml:space="preserve">Draw scale bar</w:t>
+            </w:r>
+            <w:r>
+              <w:t xml:space="preserve">”</w:t>
+            </w:r>
+            <w:r>
+              <w:t xml:space="preserve">; horizontal, follows the mouse, length snaps to round values, wheel = thickness, third click finishes; into a saved copy.</w:t>
+            </w:r>
+          </w:p>
+        </w:tc>
+      </w:tr>
+      <w:tr>
+        <w:tc>
+          <w:tcPr/>
+          <w:p>
+            <w:pPr>
+              <w:pStyle w:val="Compact"/>
+              <w:jc w:val="left"/>
+            </w:pPr>
+            <w:r>
+              <w:t xml:space="preserve">M5</w:t>
+            </w:r>
+          </w:p>
+        </w:tc>
+        <w:tc>
+          <w:tcPr/>
+          <w:p>
+            <w:pPr>
+              <w:pStyle w:val="Compact"/>
+              <w:jc w:val="left"/>
+            </w:pPr>
+            <w:r>
+              <w:t xml:space="preserve">Movies</w:t>
+            </w:r>
+          </w:p>
+        </w:tc>
+        <w:tc>
+          <w:tcPr/>
+          <w:p>
+            <w:pPr>
+              <w:pStyle w:val="Compact"/>
+              <w:jc w:val="left"/>
+            </w:pPr>
+            <w:r>
+              <w:t xml:space="preserve">Frame stacks with time stamps; raw AVI and TIFF stacks own, compressed video through FFmpeg’s libraries.</w:t>
+            </w:r>
+          </w:p>
+        </w:tc>
+      </w:tr>
+      <w:tr>
+        <w:tc>
+          <w:tcPr/>
+          <w:p>
+            <w:pPr>
+              <w:pStyle w:val="Compact"/>
+              <w:jc w:val="left"/>
+            </w:pPr>
+            <w:r>
+              <w:t xml:space="preserve">M6</w:t>
+            </w:r>
+          </w:p>
+        </w:tc>
+        <w:tc>
+          <w:tcPr/>
+          <w:p>
+            <w:pPr>
+              <w:pStyle w:val="Compact"/>
+              <w:jc w:val="left"/>
+            </w:pPr>
+            <w:r>
+              <w:t xml:space="preserve">Editing</w:t>
+            </w:r>
+          </w:p>
+        </w:tc>
+        <w:tc>
+          <w:tcPr/>
+          <w:p>
+            <w:pPr>
+              <w:pStyle w:val="Compact"/>
+              <w:jc w:val="left"/>
+            </w:pPr>
+            <w:r>
+              <w:t xml:space="preserve">Photoshop .8bf host (64-bit), Fiji / ImageJ through Fiji (headless macros); keyboard allowed.</w:t>
+            </w:r>
+          </w:p>
+        </w:tc>
+      </w:tr>
+    </w:tbl>
+    <w:bookmarkEnd w:id="54"/>
     <w:sectPr/>
   </w:body>
 </w:document>
